--- a/word_masters/modern_gutter_rtl.docx
+++ b/word_masters/modern_gutter_rtl.docx
@@ -834,6 +834,10 @@
         <w:tc>
           <w:tcPr>
             <w:tcW w:type="pct" w:w="1000"/>
+            <w:tcBorders>
+              <w:left w:val="single" w:sz="4" w:space="0" w:color="{{ 'BA0001' if sk.dots &gt; 0 else 'BA0002' }}"/>
+              <w:right w:val="single" w:sz="4" w:space="0" w:color="{{ 'BA0001' if sk.dots &gt; 0 else 'BA0002' }}"/>
+            </w:tcBorders>
             <w:shd w:val="clear" w:color="auto" w:fill="{{ 'BA0001' if sk.dots &gt; 0 else 'BA0002' }}"/>
           </w:tcPr>
           <w:p>
@@ -850,6 +854,10 @@
         <w:tc>
           <w:tcPr>
             <w:tcW w:type="pct" w:w="1000"/>
+            <w:tcBorders>
+              <w:left w:val="single" w:sz="4" w:space="0" w:color="{{ 'BA0001' if sk.dots &gt; 1 else 'BA0002' }}"/>
+              <w:right w:val="single" w:sz="4" w:space="0" w:color="{{ 'BA0001' if sk.dots &gt; 1 else 'BA0002' }}"/>
+            </w:tcBorders>
             <w:shd w:val="clear" w:color="auto" w:fill="{{ 'BA0001' if sk.dots &gt; 1 else 'BA0002' }}"/>
           </w:tcPr>
           <w:p>
@@ -866,6 +874,10 @@
         <w:tc>
           <w:tcPr>
             <w:tcW w:type="pct" w:w="1000"/>
+            <w:tcBorders>
+              <w:left w:val="single" w:sz="4" w:space="0" w:color="{{ 'BA0001' if sk.dots &gt; 2 else 'BA0002' }}"/>
+              <w:right w:val="single" w:sz="4" w:space="0" w:color="{{ 'BA0001' if sk.dots &gt; 2 else 'BA0002' }}"/>
+            </w:tcBorders>
             <w:shd w:val="clear" w:color="auto" w:fill="{{ 'BA0001' if sk.dots &gt; 2 else 'BA0002' }}"/>
           </w:tcPr>
           <w:p>
@@ -882,6 +894,10 @@
         <w:tc>
           <w:tcPr>
             <w:tcW w:type="pct" w:w="1000"/>
+            <w:tcBorders>
+              <w:left w:val="single" w:sz="4" w:space="0" w:color="{{ 'BA0001' if sk.dots &gt; 3 else 'BA0002' }}"/>
+              <w:right w:val="single" w:sz="4" w:space="0" w:color="{{ 'BA0001' if sk.dots &gt; 3 else 'BA0002' }}"/>
+            </w:tcBorders>
             <w:shd w:val="clear" w:color="auto" w:fill="{{ 'BA0001' if sk.dots &gt; 3 else 'BA0002' }}"/>
           </w:tcPr>
           <w:p>
@@ -898,6 +914,10 @@
         <w:tc>
           <w:tcPr>
             <w:tcW w:type="pct" w:w="1000"/>
+            <w:tcBorders>
+              <w:left w:val="single" w:sz="4" w:space="0" w:color="{{ 'BA0001' if sk.dots &gt; 4 else 'BA0002' }}"/>
+              <w:right w:val="single" w:sz="4" w:space="0" w:color="{{ 'BA0001' if sk.dots &gt; 4 else 'BA0002' }}"/>
+            </w:tcBorders>
             <w:shd w:val="clear" w:color="auto" w:fill="{{ 'BA0001' if sk.dots &gt; 4 else 'BA0002' }}"/>
           </w:tcPr>
           <w:p>
@@ -2068,6 +2088,10 @@
               <w:tc>
                 <w:tcPr>
                   <w:tcW w:type="pct" w:w="1000"/>
+                  <w:tcBorders>
+                    <w:left w:val="single" w:sz="4" w:space="0" w:color="{{ 'BA0001' if sk.dots &gt; 0 else 'BA0002' }}"/>
+                    <w:right w:val="single" w:sz="4" w:space="0" w:color="{{ 'BA0001' if sk.dots &gt; 0 else 'BA0002' }}"/>
+                  </w:tcBorders>
                   <w:shd w:val="clear" w:color="auto" w:fill="{{ 'BA0001' if sk.dots &gt; 0 else 'BA0002' }}"/>
                 </w:tcPr>
                 <w:p>
@@ -2084,6 +2108,10 @@
               <w:tc>
                 <w:tcPr>
                   <w:tcW w:type="pct" w:w="1000"/>
+                  <w:tcBorders>
+                    <w:left w:val="single" w:sz="4" w:space="0" w:color="{{ 'BA0001' if sk.dots &gt; 1 else 'BA0002' }}"/>
+                    <w:right w:val="single" w:sz="4" w:space="0" w:color="{{ 'BA0001' if sk.dots &gt; 1 else 'BA0002' }}"/>
+                  </w:tcBorders>
                   <w:shd w:val="clear" w:color="auto" w:fill="{{ 'BA0001' if sk.dots &gt; 1 else 'BA0002' }}"/>
                 </w:tcPr>
                 <w:p>
@@ -2100,6 +2128,10 @@
               <w:tc>
                 <w:tcPr>
                   <w:tcW w:type="pct" w:w="1000"/>
+                  <w:tcBorders>
+                    <w:left w:val="single" w:sz="4" w:space="0" w:color="{{ 'BA0001' if sk.dots &gt; 2 else 'BA0002' }}"/>
+                    <w:right w:val="single" w:sz="4" w:space="0" w:color="{{ 'BA0001' if sk.dots &gt; 2 else 'BA0002' }}"/>
+                  </w:tcBorders>
                   <w:shd w:val="clear" w:color="auto" w:fill="{{ 'BA0001' if sk.dots &gt; 2 else 'BA0002' }}"/>
                 </w:tcPr>
                 <w:p>
@@ -2116,6 +2148,10 @@
               <w:tc>
                 <w:tcPr>
                   <w:tcW w:type="pct" w:w="1000"/>
+                  <w:tcBorders>
+                    <w:left w:val="single" w:sz="4" w:space="0" w:color="{{ 'BA0001' if sk.dots &gt; 3 else 'BA0002' }}"/>
+                    <w:right w:val="single" w:sz="4" w:space="0" w:color="{{ 'BA0001' if sk.dots &gt; 3 else 'BA0002' }}"/>
+                  </w:tcBorders>
                   <w:shd w:val="clear" w:color="auto" w:fill="{{ 'BA0001' if sk.dots &gt; 3 else 'BA0002' }}"/>
                 </w:tcPr>
                 <w:p>
@@ -2132,6 +2168,10 @@
               <w:tc>
                 <w:tcPr>
                   <w:tcW w:type="pct" w:w="1000"/>
+                  <w:tcBorders>
+                    <w:left w:val="single" w:sz="4" w:space="0" w:color="{{ 'BA0001' if sk.dots &gt; 4 else 'BA0002' }}"/>
+                    <w:right w:val="single" w:sz="4" w:space="0" w:color="{{ 'BA0001' if sk.dots &gt; 4 else 'BA0002' }}"/>
+                  </w:tcBorders>
                   <w:shd w:val="clear" w:color="auto" w:fill="{{ 'BA0001' if sk.dots &gt; 4 else 'BA0002' }}"/>
                 </w:tcPr>
                 <w:p>

--- a/word_masters/modern_gutter_rtl.docx
+++ b/word_masters/modern_gutter_rtl.docx
@@ -218,8 +218,8 @@
       </w:pPr>
       <w:r>
         <w:rPr>
-          <w:sz w:val="19"/>
-          <w:szCs w:val="19"/>
+          <w:sz w:val="18"/>
+          <w:szCs w:val="18"/>
           <w:rtl/>
         </w:rPr>
         <w:t>{{ c }}</w:t>
@@ -1470,8 +1470,8 @@
             </w:pPr>
             <w:r>
               <w:rPr>
-                <w:sz w:val="19"/>
-                <w:szCs w:val="19"/>
+                <w:sz w:val="18"/>
+                <w:szCs w:val="18"/>
                 <w:rtl/>
               </w:rPr>
               <w:t>{{ c }}</w:t>

--- a/word_masters/modern_gutter_rtl.docx
+++ b/word_masters/modern_gutter_rtl.docx
@@ -517,7 +517,6 @@
     </w:p>
     <w:p>
       <w:pPr>
-        <w:keepNext/>
         <w:bidi/>
         <w:spacing w:before="100" w:after="0"/>
       </w:pPr>
@@ -547,7 +546,6 @@
     </w:p>
     <w:p>
       <w:pPr>
-        <w:keepNext/>
         <w:bidi/>
         <w:spacing w:before="0" w:after="40"/>
       </w:pPr>
@@ -1244,6 +1242,9 @@
         </w:tc>
       </w:tr>
       <w:tr>
+        <w:trPr>
+          <w:cantSplit/>
+        </w:trPr>
         <w:tc>
           <w:tcPr>
             <w:tcW w:type="dxa" w:w="5400"/>
@@ -1251,7 +1252,6 @@
           <w:p>
             <w:pPr>
               <w:pStyle w:val="CVHeadMain"/>
-              <w:keepNext/>
               <w:bidi/>
               <w:spacing w:before="120"/>
             </w:pPr>
@@ -1262,6 +1262,16 @@
               </w:rPr>
               <w:t>{{ it.text }}</w:t>
             </w:r>
+          </w:p>
+          <w:p>
+            <w:pPr>
+              <w:bidi/>
+              <w:spacing w:after="0"/>
+              <w:rPr>
+                <w:sz w:val="2"/>
+                <w:szCs w:val="2"/>
+              </w:rPr>
+            </w:pPr>
           </w:p>
         </w:tc>
         <w:tc>
@@ -1775,7 +1785,6 @@
           </w:p>
           <w:p>
             <w:pPr>
-              <w:keepNext/>
               <w:bidi/>
               <w:spacing w:before="100" w:after="0"/>
             </w:pPr>
@@ -1805,7 +1814,6 @@
           </w:p>
           <w:p>
             <w:pPr>
-              <w:keepNext/>
               <w:bidi/>
               <w:spacing w:before="0" w:after="40"/>
             </w:pPr>
@@ -14777,30 +14785,18 @@
   <w:style w:type="paragraph" w:customStyle="1" w:styleId="CVHeadTopSide">
     <w:name w:val="CV Head TopSide"/>
     <w:basedOn w:val="Normal"/>
-    <w:pPr>
-      <w:keepNext/>
-    </w:pPr>
   </w:style>
   <w:style w:type="paragraph" w:customStyle="1" w:styleId="CVHeadTopMain">
     <w:name w:val="CV Head TopMain"/>
     <w:basedOn w:val="Normal"/>
-    <w:pPr>
-      <w:keepNext/>
-    </w:pPr>
   </w:style>
   <w:style w:type="paragraph" w:customStyle="1" w:styleId="CVHeadSide">
     <w:name w:val="CV Head Side"/>
     <w:basedOn w:val="Normal"/>
-    <w:pPr>
-      <w:keepNext/>
-    </w:pPr>
   </w:style>
   <w:style w:type="paragraph" w:customStyle="1" w:styleId="CVHeadMain">
     <w:name w:val="CV Head Main"/>
     <w:basedOn w:val="Normal"/>
-    <w:pPr>
-      <w:keepNext/>
-    </w:pPr>
   </w:style>
 </w:styles>
 </file>
